--- a/SAJE_292892_revision/build_r6/07_Response_to_Reviewer_A.docx
+++ b/SAJE_292892_revision/build_r6/07_Response_to_Reviewer_A.docx
@@ -47,7 +47,7 @@
         <w:pStyle w:val="BodyText"/>
       </w:pPr>
       <w:r>
-        <w:t xml:space="preserve">Comments are quoted in full in italics, and our responses follow in plain text. Section numbers inside the quoted comments refer to the original manuscript; in our responses, section and table numbers refer to the revised manuscript, which has five sections (original Section 5 is now Section 4, and Sections 6 to 8 are now Section 5), in which every sentence that is new or differs from the submitted version is highlighted in blue; text we deleted is not shown. Some secondary results moved to Appendix A of the supplementary material.</w:t>
+        <w:t xml:space="preserve">Comments are quoted in full in italics, and our responses follow in plain text. Section numbers inside the quoted comments refer to the original manuscript; in our responses, section and table numbers refer to the revised manuscript, which has five sections (original Sections 3 and 4 are now Section 3, original Section 5 is now Section 4, and original Sections 6 to 8 are now Section 5), in which every sentence that is new or differs from the submitted version is highlighted in blue; text we deleted is not shown. Some secondary results moved to Appendix A of the supplementary material.</w:t>
       </w:r>
     </w:p>
     <w:bookmarkStart w:id="28" w:name="response-to-reviewer-a"/>

--- a/SAJE_292892_revision/build_r6/07_Response_to_Reviewer_A.docx
+++ b/SAJE_292892_revision/build_r6/07_Response_to_Reviewer_A.docx
@@ -835,7 +835,7 @@
         <w:pStyle w:val="BodyText"/>
       </w:pPr>
       <w:r>
-        <w:t xml:space="preserve">All missing-data shares are now computed over listed firm-years: every firm has a row for each year from 2014 to 2024, and the 3,647 rows before a firm lists carry no data. On this basis, MTB ratios are missing for 18.5% of never-scored and 9.0% of scored firm-years. Table S8 compares firm-years with and without an MTB ratio. Firm-years without one are more often highly levered (leverage above 0.5 in 25.4% of never-scored firm-years without a ratio, against 8.4% with one) and more often Indonesian (36.2% against 24.1%), consistent with financial distress and with gaps in market data. Only 36.7% of never-scored and 36.6% of scored firm-years without a ratio have a market capitalization, so most gaps are missing market data rather than negative book equity alone. Of the 50 scored firms that do not enter the MTB estimate, those with base-year total assets have a median similar to that of firms that do (280.3 against 294.3 million U.S. dollars), so the missing ratios do not shift the median size of scored firms.</w:t>
+        <w:t xml:space="preserve">All missing-data shares are now computed over listed firm-years: every firm has a row for each year from 2014 to 2024, and the 3,647 rows for years without listing data, almost all of them before a firm lists, are empty. On this basis, MTB ratios are missing for 18.5% of never-scored and 9.0% of scored firm-years. Table S8 compares firm-years with and without an MTB ratio. Firm-years without one are more often highly levered (leverage above 0.5 in 25.4% of never-scored firm-years without a ratio, against 8.4% with one) and more often Indonesian (36.2% against 24.1%), consistent with financial distress and with gaps in market data. Only 36.7% of never-scored and 36.6% of scored firm-years without a ratio have a market capitalization, so most gaps are missing market data rather than negative book equity alone. Of the 50 scored firms that do not enter the MTB estimate, those with base-year total assets have a median similar to that of firms that do (280.3 against 294.3 million U.S. dollars), so the missing ratios do not shift the median size of scored firms.</w:t>
       </w:r>
     </w:p>
     <w:p>

--- a/SAJE_292892_revision/build_r6/07_Response_to_Reviewer_A.docx
+++ b/SAJE_292892_revision/build_r6/07_Response_to_Reviewer_A.docx
@@ -370,7 +370,7 @@
         <w:t xml:space="preserve">“</w:t>
       </w:r>
       <w:r>
-        <w:t xml:space="preserve">We therefore treat the post-coverage estimates as conditional on parallel trends and give most weight to evidence that does not depend on it: the ordering of growth and entry, and the contrast between waves with and without a run-up.</w:t>
+        <w:t xml:space="preserve">Therefore, we treat the post-coverage estimates as conditional on parallel trends and give most weight to evidence that does not depend on it: the ordering of growth and entry and the contrast between waves with and without a run-up.</w:t>
       </w:r>
       <w:r>
         <w:t xml:space="preserve">”</w:t>
@@ -528,7 +528,7 @@
         <w:t xml:space="preserve">“</w:t>
       </w:r>
       <w:r>
-        <w:t xml:space="preserve">Pre-specification does not make the recorded year the date on which investors learned of coverage, so we give the two datings equal standing.</w:t>
+        <w:t xml:space="preserve">Pre-specification does not make the recorded year the date on which investors learned of coverage; therefore, we give the two datings equal standing.</w:t>
       </w:r>
       <w:r>
         <w:t xml:space="preserve">”</w:t>
@@ -714,7 +714,7 @@
         <w:t xml:space="preserve">“</w:t>
       </w:r>
       <w:r>
-        <w:t xml:space="preserve">Without ownership, fund holding, or trading data, we cannot observe the channels themselves; the data show whether entry follows relative growth, how the valuation gap evolves around entry, and whether that path differs with the initial score.</w:t>
+        <w:t xml:space="preserve">Without ownership, fund holdings, or trading data, we cannot observe the channels themselves; the data show whether entry follows relative growth, how the valuation gap evolves around entry, and whether that path differs with the initial score.</w:t>
       </w:r>
       <w:r>
         <w:t xml:space="preserve">”</w:t>
@@ -1609,7 +1609,7 @@
   <w:docDefaults>
     <w:rPrDefault>
       <w:rPr>
-        <w:rFonts w:asciiTheme="minorHAnsi" w:cstheme="minorBidi" w:eastAsiaTheme="minorHAnsi" w:hAnsiTheme="minorHAnsi"/>
+        <w:rFonts w:ascii="Times New Roman" w:hAnsi="Times New Roman" w:eastAsia="Times New Roman" w:cs="Times New Roman"/>
         <w:sz w:val="24"/>
         <w:szCs w:val="24"/>
         <w:lang w:bidi="ar-SA" w:eastAsia="en-US" w:val="en-US"/>
@@ -2437,7 +2437,7 @@
     </a:clrScheme>
     <a:fontScheme name="Office">
       <a:majorFont>
-        <a:latin typeface="Calibri"/>
+        <a:latin typeface="Times New Roman"/>
         <a:ea typeface=""/>
         <a:cs typeface=""/>
         <a:font script="Jpan" typeface="ＭＳ ゴシック"/>
@@ -2471,7 +2471,7 @@
         <a:font script="Uigh" typeface="Microsoft Uighur"/>
       </a:majorFont>
       <a:minorFont>
-        <a:latin typeface="Cambria"/>
+        <a:latin typeface="Times New Roman"/>
         <a:ea typeface=""/>
         <a:cs typeface=""/>
         <a:font script="Jpan" typeface="ＭＳ 明朝"/>
